--- a/output/10月31日王德峰老师公开讲座_合作协议（签署稿）.docx
+++ b/output/10月31日王德峰老师公开讲座_合作协议（签署稿）.docx
@@ -44,7 +44,7 @@
           <w:color w:val="333333"/>
           <w:sz w:val="22"/>
         </w:rPr>
-        <w:t>本协议用于双方签字落实。公开讲座按 299 / 399 / 499 / 699 / 999 元销售，标准票 499 元。本活动不再采用 2399 元方案。</w:t>
+        <w:t>本协议用于双方签字落实。公开讲座按 299 / 399 / 499 / 699 / 999 元销售，标准票 499 元。赠票各方 10 张。2499 元课程费用不计入本活动收入。</w:t>
       </w:r>
     </w:p>
     <w:p>
@@ -1115,7 +1115,7 @@
           <w:color w:val="333333"/>
           <w:sz w:val="22"/>
         </w:rPr>
-        <w:t>全部对外售票进入甲方统一票务。乙方自有渠道使用乙方专属链接或邀请码，便于对账，不另设收款账户。赠票须双方书面同意，各方不超过 5 张，赠票不计入分成。</w:t>
+        <w:t>全部对外售票进入甲方统一票务。乙方自有渠道使用乙方专属链接或邀请码，便于对账，不另设收款账户。赠票各方不超过 10 张，开售前实名登记，不计入分成。赠票座位在标准区；其中前区座位每方不超过 4 张，并计入上述 10 张。</w:t>
       </w:r>
     </w:p>
     <w:p>
@@ -1233,7 +1233,7 @@
           <w:color w:val="333333"/>
           <w:sz w:val="22"/>
         </w:rPr>
-        <w:t>分成基数是实收票款和实收赞助：已收金额减去已退金额和支付机构手续费。老师出场费、老师差旅不从基数中扣除。按每一笔收入的来源适用下表。</w:t>
+        <w:t>分成基数是本活动实收票款和实收赞助：已收金额减去已退金额和支付机构手续费。老师出场费、老师差旅不从基数中扣除。乙方收取的 2499 元课程费用、系列课学费，无论收取时间在本协议签署前或签署后，都不属于本活动收入，不按本条分成。按每一笔本活动收入的来源适用下表。</w:t>
       </w:r>
     </w:p>
     <w:tbl>
@@ -2131,7 +2131,7 @@
           <w:color w:val="333333"/>
           <w:sz w:val="22"/>
         </w:rPr>
-        <w:t>乙方在本协议签署前已经收取的 2399 元或其他课程费用，不属于本活动收入，不按第五条分成，甲方也不退还该等费用与本活动票价之间的差额。</w:t>
+        <w:t>乙方在本协议签署前已经收取的 2399 元、2499 元或其他课程费用，不属于本活动收入，不按第五条分成，甲方也不退还该等费用与本活动票价之间的差额。协议签署后新收取的 2499 元和系列课学费，同样不换本活动座位。</w:t>
       </w:r>
     </w:p>
     <w:p>
@@ -2146,7 +2146,7 @@
           <w:color w:val="333333"/>
           <w:sz w:val="22"/>
         </w:rPr>
-        <w:t>●  乙方在 2026 年 10 月 14 日 18:00 前，向甲方提交已缴费人员名单（姓名、手机号、已缴金额）。</w:t>
+        <w:t>●  乙方在 2026 年 10 月 14 日 18:00 前，提交签署前已缴费人员名单（姓名、手机号、已缴金额）。</w:t>
       </w:r>
     </w:p>
     <w:p>
@@ -2161,7 +2161,7 @@
           <w:color w:val="333333"/>
           <w:sz w:val="22"/>
         </w:rPr>
-        <w:t>●  名单内人员可以由乙方安排免费列席本场公开讲座，不再向其收取本活动票款，并占用相应座位。</w:t>
+        <w:t>●  遗漏人员只补一次：2026 年 10 月 20 日 18:00 前提交补充名单，且该等人员必须在本协议签署前已经缴费。两次名单合计不超过 20 人。</w:t>
       </w:r>
     </w:p>
     <w:p>
@@ -2176,7 +2176,7 @@
           <w:color w:val="333333"/>
           <w:sz w:val="22"/>
         </w:rPr>
-        <w:t>●  逾期未列入名单的，按普通观众购票。</w:t>
+        <w:t>●  名单内人员可以免费列席，座位在标准区，不单独预留前排机动座位。未在截止日期前写上姓名的座位，继续对外销售。</w:t>
       </w:r>
     </w:p>
     <w:p>
@@ -2191,7 +2191,22 @@
           <w:color w:val="333333"/>
           <w:sz w:val="22"/>
         </w:rPr>
-        <w:t>●  对上述人员的说明，由乙方在甲方开始公开宣传前完成。</w:t>
+        <w:t>●  协议签署后新报名的系列课或 2499 元课程学员，如参加本活动，按第三条购票，票款进入甲方统一票务，并按第五条分成。</w:t>
+      </w:r>
+    </w:p>
+    <w:p>
+      <w:pPr>
+        <w:spacing w:before="20" w:after="60" w:line="312" w:lineRule="auto"/>
+        <w:ind w:left="283" w:hanging="227"/>
+      </w:pPr>
+      <w:r>
+        <w:rPr>
+          <w:rFonts w:ascii="微软雅黑" w:hAnsi="微软雅黑" w:eastAsia="微软雅黑"/>
+          <w:b w:val="0"/>
+          <w:color w:val="333333"/>
+          <w:sz w:val="22"/>
+        </w:rPr>
+        <w:t>●  对免费列席人员的说明，由乙方在甲方开始公开宣传前完成。</w:t>
       </w:r>
     </w:p>
     <w:p>
